--- a/zht/docx/49.content.docx
+++ b/zht/docx/49.content.docx
@@ -1687,7 +1687,6 @@
       </w:r>
       <w:r>
         <w:rPr>
-          <w:b/>
           <w:lang w:val="zh_TW" w:bidi="zh_TW"/>
         </w:rPr>
         <w:t>聖徒</w:t>
@@ -3380,7 +3379,6 @@
       </w:r>
       <w:r>
         <w:rPr>
-          <w:b/>
           <w:lang w:val="zh_TW" w:bidi="zh_TW"/>
         </w:rPr>
         <w:t>恩典</w:t>
@@ -3473,7 +3471,6 @@
       </w:r>
       <w:r>
         <w:rPr>
-          <w:b/>
           <w:lang w:val="zh_TW" w:bidi="zh_TW"/>
         </w:rPr>
         <w:t>贖回</w:t>
@@ -4168,7 +4165,6 @@
       </w:r>
       <w:r>
         <w:rPr>
-          <w:b/>
           <w:lang w:val="zh_TW" w:bidi="zh_TW"/>
         </w:rPr>
         <w:t>蠟印</w:t>
@@ -5478,7 +5474,6 @@
       </w:r>
       <w:r>
         <w:rPr>
-          <w:b/>
           <w:lang w:val="zh_TW" w:bidi="zh_TW"/>
         </w:rPr>
         <w:t>印記</w:t>
@@ -5572,7 +5567,6 @@
       </w:r>
       <w:r>
         <w:rPr>
-          <w:b/>
           <w:lang w:val="zh_TW" w:bidi="zh_TW"/>
         </w:rPr>
         <w:t>救贖</w:t>
@@ -7214,7 +7208,6 @@
       </w:r>
       <w:r>
         <w:rPr>
-          <w:b/>
           <w:lang w:val="zh_TW" w:bidi="zh_TW"/>
         </w:rPr>
         <w:t>聖徒</w:t>
@@ -7454,7 +7447,6 @@
       </w:r>
       <w:r>
         <w:rPr>
-          <w:b/>
           <w:lang w:val="zh_TW" w:bidi="zh_TW"/>
         </w:rPr>
         <w:t>教會</w:t>
@@ -9405,7 +9397,6 @@
       </w:r>
       <w:r>
         <w:rPr>
-          <w:b/>
           <w:lang w:val="zh_TW" w:bidi="zh_TW"/>
         </w:rPr>
         <w:t>恩典</w:t>
@@ -10002,7 +9993,6 @@
       </w:r>
       <w:r>
         <w:rPr>
-          <w:b/>
           <w:lang w:val="zh_TW" w:bidi="zh_TW"/>
         </w:rPr>
         <w:t>把人或土地分隔開來的牆或障礙物</w:t>
@@ -11124,7 +11114,6 @@
       </w:r>
       <w:r>
         <w:rPr>
-          <w:b/>
           <w:lang w:val="zh_TW" w:bidi="zh_TW"/>
         </w:rPr>
         <w:t>割禮</w:t>
@@ -11269,7 +11258,6 @@
       </w:r>
       <w:r>
         <w:rPr>
-          <w:b/>
           <w:lang w:val="zh_TW" w:bidi="zh_TW"/>
         </w:rPr>
         <w:t>外人這</w:t>
@@ -11349,7 +11337,6 @@
       </w:r>
       <w:r>
         <w:rPr>
-          <w:b/>
           <w:lang w:val="zh_TW" w:bidi="zh_TW"/>
         </w:rPr>
         <w:t>平安</w:t>
@@ -11457,7 +11444,6 @@
       </w:r>
       <w:r>
         <w:rPr>
-          <w:b/>
           <w:lang w:val="zh_TW" w:bidi="zh_TW"/>
         </w:rPr>
         <w:t>誡命</w:t>
@@ -12046,7 +12032,6 @@
       </w:r>
       <w:r>
         <w:rPr>
-          <w:b/>
           <w:lang w:val="zh_TW" w:bidi="zh_TW"/>
         </w:rPr>
         <w:t>石造根基</w:t>
@@ -12073,7 +12058,6 @@
       </w:r>
       <w:r>
         <w:rPr>
-          <w:b/>
           <w:lang w:val="zh_TW" w:bidi="zh_TW"/>
         </w:rPr>
         <w:t>房屋牆壁</w:t>
@@ -13363,7 +13347,6 @@
       </w:r>
       <w:r>
         <w:rPr>
-          <w:b/>
           <w:lang w:val="zh_TW" w:bidi="zh_TW"/>
         </w:rPr>
         <w:t>外人</w:t>
@@ -13376,7 +13359,6 @@
       </w:r>
       <w:r>
         <w:rPr>
-          <w:b/>
           <w:lang w:val="zh_TW" w:bidi="zh_TW"/>
         </w:rPr>
         <w:t>客旅</w:t>
@@ -13429,7 +13411,6 @@
       </w:r>
       <w:r>
         <w:rPr>
-          <w:b/>
           <w:lang w:val="zh_TW" w:bidi="zh_TW"/>
         </w:rPr>
         <w:t>聖徒</w:t>
@@ -15565,7 +15546,6 @@
       </w:r>
       <w:r>
         <w:rPr>
-          <w:b/>
           <w:lang w:val="zh_TW" w:bidi="zh_TW"/>
         </w:rPr>
         <w:t>恩典</w:t>
@@ -17530,7 +17510,6 @@
       </w:r>
       <w:r>
         <w:rPr>
-          <w:b/>
           <w:lang w:val="zh_TW" w:bidi="zh_TW"/>
         </w:rPr>
         <w:t>恩典</w:t>
@@ -17663,7 +17642,6 @@
       </w:r>
       <w:r>
         <w:rPr>
-          <w:b/>
           <w:lang w:val="zh_TW" w:bidi="zh_TW"/>
         </w:rPr>
         <w:t>聖徒</w:t>
@@ -17770,7 +17748,6 @@
       </w:r>
       <w:r>
         <w:rPr>
-          <w:b/>
           <w:lang w:val="zh_TW" w:bidi="zh_TW"/>
         </w:rPr>
         <w:t>教會</w:t>
@@ -18505,7 +18482,6 @@
       </w:r>
       <w:r>
         <w:rPr>
-          <w:b/>
           <w:lang w:val="zh_TW" w:bidi="zh_TW"/>
         </w:rPr>
         <w:t>樹木有深根</w:t>
@@ -18532,7 +18508,6 @@
       </w:r>
       <w:r>
         <w:rPr>
-          <w:b/>
           <w:lang w:val="zh_TW" w:bidi="zh_TW"/>
         </w:rPr>
         <w:t>石造根基</w:t>
@@ -19908,7 +19883,6 @@
       </w:r>
       <w:r>
         <w:rPr>
-          <w:b/>
           <w:lang w:val="zh_TW" w:bidi="zh_TW"/>
         </w:rPr>
         <w:t>聖徒</w:t>
@@ -19948,7 +19922,6 @@
       </w:r>
       <w:r>
         <w:rPr>
-          <w:b/>
           <w:lang w:val="zh_TW" w:bidi="zh_TW"/>
         </w:rPr>
         <w:t>教會</w:t>
@@ -21744,7 +21717,6 @@
       </w:r>
       <w:r>
         <w:rPr>
-          <w:b/>
           <w:lang w:val="zh_TW" w:bidi="zh_TW"/>
         </w:rPr>
         <w:t>平安</w:t>
@@ -23423,7 +23395,6 @@
       </w:r>
       <w:r>
         <w:rPr>
-          <w:b/>
           <w:lang w:val="zh_TW" w:bidi="zh_TW"/>
         </w:rPr>
         <w:t>恩典</w:t>
@@ -23745,7 +23716,6 @@
       </w:r>
       <w:r>
         <w:rPr>
-          <w:b/>
           <w:lang w:val="zh_TW" w:bidi="zh_TW"/>
         </w:rPr>
         <w:t>傳福音的人</w:t>
@@ -24807,7 +24777,6 @@
       </w:r>
       <w:r>
         <w:rPr>
-          <w:b/>
           <w:lang w:val="zh_TW" w:bidi="zh_TW"/>
         </w:rPr>
         <w:t>繭</w:t>
@@ -27365,7 +27334,6 @@
       </w:r>
       <w:r>
         <w:rPr>
-          <w:b/>
           <w:lang w:val="zh_TW" w:bidi="zh_TW"/>
         </w:rPr>
         <w:t>拯救</w:t>
@@ -29147,7 +29115,6 @@
       </w:r>
       <w:r>
         <w:rPr>
-          <w:b/>
           <w:lang w:val="zh_TW" w:bidi="zh_TW"/>
         </w:rPr>
         <w:t>聖徒</w:t>
@@ -29267,7 +29234,6 @@
       </w:r>
       <w:r>
         <w:rPr>
-          <w:b/>
           <w:lang w:val="zh_TW" w:bidi="zh_TW"/>
         </w:rPr>
         <w:t>偶像</w:t>
@@ -32751,7 +32717,6 @@
       </w:r>
       <w:r>
         <w:rPr>
-          <w:b/>
           <w:lang w:val="zh_TW" w:bidi="zh_TW"/>
         </w:rPr>
         <w:t>酒</w:t>
@@ -33117,7 +33082,6 @@
       </w:r>
       <w:r>
         <w:rPr>
-          <w:b/>
           <w:lang w:val="zh_TW" w:bidi="zh_TW"/>
         </w:rPr>
         <w:t>敬畏神</w:t>
@@ -34783,7 +34747,6 @@
       </w:r>
       <w:r>
         <w:rPr>
-          <w:b/>
           <w:lang w:val="zh_TW" w:bidi="zh_TW"/>
         </w:rPr>
         <w:t>教會</w:t>
@@ -34877,7 +34840,6 @@
       </w:r>
       <w:r>
         <w:rPr>
-          <w:b/>
           <w:lang w:val="zh_TW" w:bidi="zh_TW"/>
         </w:rPr>
         <w:t>救主</w:t>
@@ -37308,7 +37270,6 @@
       </w:r>
       <w:r>
         <w:rPr>
-          <w:b/>
           <w:lang w:val="zh_TW" w:bidi="zh_TW"/>
         </w:rPr>
         <w:t>羅馬士兵的腰帶</w:t>
@@ -37349,7 +37310,6 @@
       </w:r>
       <w:r>
         <w:rPr>
-          <w:b/>
           <w:lang w:val="zh_TW" w:bidi="zh_TW"/>
         </w:rPr>
         <w:t>羅馬士兵的胸甲</w:t>
@@ -37390,7 +37350,6 @@
       </w:r>
       <w:r>
         <w:rPr>
-          <w:b/>
           <w:lang w:val="zh_TW" w:bidi="zh_TW"/>
         </w:rPr>
         <w:t>羅馬士兵的鞋子</w:t>
@@ -37431,7 +37390,6 @@
       </w:r>
       <w:r>
         <w:rPr>
-          <w:b/>
           <w:lang w:val="zh_TW" w:bidi="zh_TW"/>
         </w:rPr>
         <w:t>羅馬士兵的盾牌</w:t>
@@ -37444,7 +37402,6 @@
       </w:r>
       <w:r>
         <w:rPr>
-          <w:b/>
           <w:lang w:val="zh_TW" w:bidi="zh_TW"/>
         </w:rPr>
         <w:t>帶著弓和箭的弓箭手</w:t>
@@ -37499,7 +37456,6 @@
       </w:r>
       <w:r>
         <w:rPr>
-          <w:b/>
           <w:lang w:val="zh_TW" w:bidi="zh_TW"/>
         </w:rPr>
         <w:t>羅馬士兵的頭盔</w:t>
@@ -37540,7 +37496,6 @@
       </w:r>
       <w:r>
         <w:rPr>
-          <w:b/>
           <w:lang w:val="zh_TW" w:bidi="zh_TW"/>
         </w:rPr>
         <w:t>羅馬士兵的劍</w:t>
@@ -37879,7 +37834,6 @@
       </w:r>
       <w:r>
         <w:rPr>
-          <w:b/>
           <w:lang w:val="zh_TW" w:bidi="zh_TW"/>
         </w:rPr>
         <w:t>羅馬士兵</w:t>
@@ -38857,7 +38811,6 @@
       </w:r>
       <w:r>
         <w:rPr>
-          <w:b/>
           <w:lang w:val="zh_TW" w:bidi="zh_TW"/>
         </w:rPr>
         <w:t>羅馬士兵穿著全副盔甲</w:t>
@@ -39235,7 +39188,6 @@
       </w:r>
       <w:r>
         <w:rPr>
-          <w:b/>
           <w:lang w:val="zh_TW" w:bidi="zh_TW"/>
         </w:rPr>
         <w:t>羅馬士兵的胸甲</w:t>
@@ -39343,7 +39295,6 @@
       </w:r>
       <w:r>
         <w:rPr>
-          <w:b/>
           <w:lang w:val="zh_TW" w:bidi="zh_TW"/>
         </w:rPr>
         <w:t>平安</w:t>
@@ -39450,7 +39401,6 @@
       </w:r>
       <w:r>
         <w:rPr>
-          <w:b/>
           <w:lang w:val="zh_TW" w:bidi="zh_TW"/>
         </w:rPr>
         <w:t>羅馬士兵的盾牌</w:t>
@@ -39517,7 +39467,6 @@
       </w:r>
       <w:r>
         <w:rPr>
-          <w:b/>
           <w:lang w:val="zh_TW" w:bidi="zh_TW"/>
         </w:rPr>
         <w:t>弓和箭</w:t>
@@ -39618,7 +39567,6 @@
       </w:r>
       <w:r>
         <w:rPr>
-          <w:b/>
           <w:lang w:val="zh_TW" w:bidi="zh_TW"/>
         </w:rPr>
         <w:t>羅馬士兵的頭盔</w:t>
@@ -39818,7 +39766,6 @@
       </w:r>
       <w:r>
         <w:rPr>
-          <w:b/>
           <w:lang w:val="zh_TW" w:bidi="zh_TW"/>
         </w:rPr>
         <w:t>聖徒</w:t>
@@ -41212,7 +41159,6 @@
       </w:r>
       <w:r>
         <w:rPr>
-          <w:b/>
           <w:lang w:val="zh_TW" w:bidi="zh_TW"/>
         </w:rPr>
         <w:t>信徒</w:t>
@@ -41252,7 +41198,6 @@
       </w:r>
       <w:r>
         <w:rPr>
-          <w:b/>
           <w:lang w:val="zh_TW" w:bidi="zh_TW"/>
         </w:rPr>
         <w:t>平安</w:t>
@@ -41366,7 +41311,6 @@
       </w:r>
       <w:r>
         <w:rPr>
-          <w:b/>
           <w:lang w:val="zh_TW" w:bidi="zh_TW"/>
         </w:rPr>
         <w:t>恩典</w:t>
